--- a/lessons/9-7/homework.docx
+++ b/lessons/9-7/homework.docx
@@ -106,7 +106,55 @@
     </w:p>
     <w:p>
       <w:pPr>
-        <w:spacing w:after="60"/>
+        <w:keepNext/>
+        <w:spacing w:after="20" w:before="80"/>
+        <w:jc w:val="center"/>
+      </w:pPr>
+      <w:r>
+        <w:drawing>
+          <wp:inline distT="0" distB="0" distL="0" distR="0">
+            <wp:extent cx="1047750" cy="790575"/>
+            <wp:effectExtent t="0" r="0" b="0" l="0"/>
+            <wp:docPr id="1" name="" descr="" title=""/>
+            <wp:cNvGraphicFramePr>
+              <a:graphicFrameLocks xmlns:a="http://schemas.openxmlformats.org/drawingml/2006/main" noChangeAspect="1"/>
+            </wp:cNvGraphicFramePr>
+            <a:graphic xmlns:a="http://schemas.openxmlformats.org/drawingml/2006/main">
+              <a:graphicData uri="http://schemas.openxmlformats.org/drawingml/2006/picture">
+                <pic:pic xmlns:pic="http://schemas.openxmlformats.org/drawingml/2006/picture">
+                  <pic:nvPicPr>
+                    <pic:cNvPr id="0" name="" descr=""/>
+                    <pic:cNvPicPr>
+                      <a:picLocks noChangeAspect="1" noChangeArrowheads="1"/>
+                    </pic:cNvPicPr>
+                  </pic:nvPicPr>
+                  <pic:blipFill>
+                    <a:blip r:embed="rId7" cstate="none"/>
+                    <a:srcRect/>
+                    <a:stretch>
+                      <a:fillRect/>
+                    </a:stretch>
+                  </pic:blipFill>
+                  <pic:spPr bwMode="auto">
+                    <a:xfrm>
+                      <a:off x="0" y="0"/>
+                      <a:ext cx="1047750" cy="790575"/>
+                    </a:xfrm>
+                    <a:prstGeom prst="rect">
+                      <a:avLst/>
+                    </a:prstGeom>
+                  </pic:spPr>
+                </pic:pic>
+              </a:graphicData>
+            </a:graphic>
+          </wp:inline>
+        </w:drawing>
+      </w:r>
+    </w:p>
+    <w:p>
+      <w:pPr>
+        <w:keepNext/>
+        <w:spacing w:after="120"/>
       </w:pPr>
       <w:r>
         <w:rPr>
@@ -116,12 +164,60 @@
         <w:t xml:space="preserve">Reflection (Reflexión)</w:t>
       </w:r>
       <w:r>
-        <w:t xml:space="preserve"> — A mirror image of a point across a line; the reflected point is the same distance from the line but on the opposite side</w:t>
-      </w:r>
-    </w:p>
-    <w:p>
-      <w:pPr>
-        <w:spacing w:after="60"/>
+        <w:t xml:space="preserve"> — A flipped image of a point on the other side of a line, the same distance away.</w:t>
+      </w:r>
+    </w:p>
+    <w:p>
+      <w:pPr>
+        <w:keepNext/>
+        <w:spacing w:after="20" w:before="80"/>
+        <w:jc w:val="center"/>
+      </w:pPr>
+      <w:r>
+        <w:drawing>
+          <wp:inline distT="0" distB="0" distL="0" distR="0">
+            <wp:extent cx="1047750" cy="790575"/>
+            <wp:effectExtent t="0" r="0" b="0" l="0"/>
+            <wp:docPr id="1" name="" descr="" title=""/>
+            <wp:cNvGraphicFramePr>
+              <a:graphicFrameLocks xmlns:a="http://schemas.openxmlformats.org/drawingml/2006/main" noChangeAspect="1"/>
+            </wp:cNvGraphicFramePr>
+            <a:graphic xmlns:a="http://schemas.openxmlformats.org/drawingml/2006/main">
+              <a:graphicData uri="http://schemas.openxmlformats.org/drawingml/2006/picture">
+                <pic:pic xmlns:pic="http://schemas.openxmlformats.org/drawingml/2006/picture">
+                  <pic:nvPicPr>
+                    <pic:cNvPr id="0" name="" descr=""/>
+                    <pic:cNvPicPr>
+                      <a:picLocks noChangeAspect="1" noChangeArrowheads="1"/>
+                    </pic:cNvPicPr>
+                  </pic:nvPicPr>
+                  <pic:blipFill>
+                    <a:blip r:embed="rId8" cstate="none"/>
+                    <a:srcRect/>
+                    <a:stretch>
+                      <a:fillRect/>
+                    </a:stretch>
+                  </pic:blipFill>
+                  <pic:spPr bwMode="auto">
+                    <a:xfrm>
+                      <a:off x="0" y="0"/>
+                      <a:ext cx="1047750" cy="790575"/>
+                    </a:xfrm>
+                    <a:prstGeom prst="rect">
+                      <a:avLst/>
+                    </a:prstGeom>
+                  </pic:spPr>
+                </pic:pic>
+              </a:graphicData>
+            </a:graphic>
+          </wp:inline>
+        </w:drawing>
+      </w:r>
+    </w:p>
+    <w:p>
+      <w:pPr>
+        <w:keepNext/>
+        <w:spacing w:after="120"/>
       </w:pPr>
       <w:r>
         <w:rPr>
@@ -131,12 +227,60 @@
         <w:t xml:space="preserve">x-axis (Eje x)</w:t>
       </w:r>
       <w:r>
-        <w:t xml:space="preserve"> — The horizontal axis on the coordinate plane; reflecting over the x-axis changes the sign of the y-coordinate</w:t>
-      </w:r>
-    </w:p>
-    <w:p>
-      <w:pPr>
-        <w:spacing w:after="60"/>
+        <w:t xml:space="preserve"> — The line that goes across the grid. Flipping over it changes the y sign.</w:t>
+      </w:r>
+    </w:p>
+    <w:p>
+      <w:pPr>
+        <w:keepNext/>
+        <w:spacing w:after="20" w:before="80"/>
+        <w:jc w:val="center"/>
+      </w:pPr>
+      <w:r>
+        <w:drawing>
+          <wp:inline distT="0" distB="0" distL="0" distR="0">
+            <wp:extent cx="1047750" cy="790575"/>
+            <wp:effectExtent t="0" r="0" b="0" l="0"/>
+            <wp:docPr id="1" name="" descr="" title=""/>
+            <wp:cNvGraphicFramePr>
+              <a:graphicFrameLocks xmlns:a="http://schemas.openxmlformats.org/drawingml/2006/main" noChangeAspect="1"/>
+            </wp:cNvGraphicFramePr>
+            <a:graphic xmlns:a="http://schemas.openxmlformats.org/drawingml/2006/main">
+              <a:graphicData uri="http://schemas.openxmlformats.org/drawingml/2006/picture">
+                <pic:pic xmlns:pic="http://schemas.openxmlformats.org/drawingml/2006/picture">
+                  <pic:nvPicPr>
+                    <pic:cNvPr id="0" name="" descr=""/>
+                    <pic:cNvPicPr>
+                      <a:picLocks noChangeAspect="1" noChangeArrowheads="1"/>
+                    </pic:cNvPicPr>
+                  </pic:nvPicPr>
+                  <pic:blipFill>
+                    <a:blip r:embed="rId8" cstate="none"/>
+                    <a:srcRect/>
+                    <a:stretch>
+                      <a:fillRect/>
+                    </a:stretch>
+                  </pic:blipFill>
+                  <pic:spPr bwMode="auto">
+                    <a:xfrm>
+                      <a:off x="0" y="0"/>
+                      <a:ext cx="1047750" cy="790575"/>
+                    </a:xfrm>
+                    <a:prstGeom prst="rect">
+                      <a:avLst/>
+                    </a:prstGeom>
+                  </pic:spPr>
+                </pic:pic>
+              </a:graphicData>
+            </a:graphic>
+          </wp:inline>
+        </w:drawing>
+      </w:r>
+    </w:p>
+    <w:p>
+      <w:pPr>
+        <w:keepNext/>
+        <w:spacing w:after="120"/>
       </w:pPr>
       <w:r>
         <w:rPr>
@@ -146,12 +290,60 @@
         <w:t xml:space="preserve">y-axis (Eje y)</w:t>
       </w:r>
       <w:r>
-        <w:t xml:space="preserve"> — The vertical axis on the coordinate plane; reflecting over the y-axis changes the sign of the x-coordinate</w:t>
-      </w:r>
-    </w:p>
-    <w:p>
-      <w:pPr>
-        <w:spacing w:after="60"/>
+        <w:t xml:space="preserve"> — The line that goes up the grid. Flipping over it changes the x sign.</w:t>
+      </w:r>
+    </w:p>
+    <w:p>
+      <w:pPr>
+        <w:keepNext/>
+        <w:spacing w:after="20" w:before="80"/>
+        <w:jc w:val="center"/>
+      </w:pPr>
+      <w:r>
+        <w:drawing>
+          <wp:inline distT="0" distB="0" distL="0" distR="0">
+            <wp:extent cx="1047750" cy="790575"/>
+            <wp:effectExtent t="0" r="0" b="0" l="0"/>
+            <wp:docPr id="1" name="" descr="" title=""/>
+            <wp:cNvGraphicFramePr>
+              <a:graphicFrameLocks xmlns:a="http://schemas.openxmlformats.org/drawingml/2006/main" noChangeAspect="1"/>
+            </wp:cNvGraphicFramePr>
+            <a:graphic xmlns:a="http://schemas.openxmlformats.org/drawingml/2006/main">
+              <a:graphicData uri="http://schemas.openxmlformats.org/drawingml/2006/picture">
+                <pic:pic xmlns:pic="http://schemas.openxmlformats.org/drawingml/2006/picture">
+                  <pic:nvPicPr>
+                    <pic:cNvPr id="0" name="" descr=""/>
+                    <pic:cNvPicPr>
+                      <a:picLocks noChangeAspect="1" noChangeArrowheads="1"/>
+                    </pic:cNvPicPr>
+                  </pic:nvPicPr>
+                  <pic:blipFill>
+                    <a:blip r:embed="rId9" cstate="none"/>
+                    <a:srcRect/>
+                    <a:stretch>
+                      <a:fillRect/>
+                    </a:stretch>
+                  </pic:blipFill>
+                  <pic:spPr bwMode="auto">
+                    <a:xfrm>
+                      <a:off x="0" y="0"/>
+                      <a:ext cx="1047750" cy="790575"/>
+                    </a:xfrm>
+                    <a:prstGeom prst="rect">
+                      <a:avLst/>
+                    </a:prstGeom>
+                  </pic:spPr>
+                </pic:pic>
+              </a:graphicData>
+            </a:graphic>
+          </wp:inline>
+        </w:drawing>
+      </w:r>
+    </w:p>
+    <w:p>
+      <w:pPr>
+        <w:keepNext/>
+        <w:spacing w:after="120"/>
       </w:pPr>
       <w:r>
         <w:rPr>
@@ -161,12 +353,60 @@
         <w:t xml:space="preserve">Symmetry (Simetría)</w:t>
       </w:r>
       <w:r>
-        <w:t xml:space="preserve"> — When a shape or arrangement looks the same on both sides of a line of reflection</w:t>
-      </w:r>
-    </w:p>
-    <w:p>
-      <w:pPr>
-        <w:spacing w:after="60"/>
+        <w:t xml:space="preserve"> — When a shape looks the same on both sides of a line.</w:t>
+      </w:r>
+    </w:p>
+    <w:p>
+      <w:pPr>
+        <w:keepNext/>
+        <w:spacing w:after="20" w:before="80"/>
+        <w:jc w:val="center"/>
+      </w:pPr>
+      <w:r>
+        <w:drawing>
+          <wp:inline distT="0" distB="0" distL="0" distR="0">
+            <wp:extent cx="1047750" cy="790575"/>
+            <wp:effectExtent t="0" r="0" b="0" l="0"/>
+            <wp:docPr id="1" name="" descr="" title=""/>
+            <wp:cNvGraphicFramePr>
+              <a:graphicFrameLocks xmlns:a="http://schemas.openxmlformats.org/drawingml/2006/main" noChangeAspect="1"/>
+            </wp:cNvGraphicFramePr>
+            <a:graphic xmlns:a="http://schemas.openxmlformats.org/drawingml/2006/main">
+              <a:graphicData uri="http://schemas.openxmlformats.org/drawingml/2006/picture">
+                <pic:pic xmlns:pic="http://schemas.openxmlformats.org/drawingml/2006/picture">
+                  <pic:nvPicPr>
+                    <pic:cNvPr id="0" name="" descr=""/>
+                    <pic:cNvPicPr>
+                      <a:picLocks noChangeAspect="1" noChangeArrowheads="1"/>
+                    </pic:cNvPicPr>
+                  </pic:nvPicPr>
+                  <pic:blipFill>
+                    <a:blip r:embed="rId10" cstate="none"/>
+                    <a:srcRect/>
+                    <a:stretch>
+                      <a:fillRect/>
+                    </a:stretch>
+                  </pic:blipFill>
+                  <pic:spPr bwMode="auto">
+                    <a:xfrm>
+                      <a:off x="0" y="0"/>
+                      <a:ext cx="1047750" cy="790575"/>
+                    </a:xfrm>
+                    <a:prstGeom prst="rect">
+                      <a:avLst/>
+                    </a:prstGeom>
+                  </pic:spPr>
+                </pic:pic>
+              </a:graphicData>
+            </a:graphic>
+          </wp:inline>
+        </w:drawing>
+      </w:r>
+    </w:p>
+    <w:p>
+      <w:pPr>
+        <w:keepNext/>
+        <w:spacing w:after="120"/>
       </w:pPr>
       <w:r>
         <w:rPr>
@@ -176,7 +416,7 @@
         <w:t xml:space="preserve">Integer (Número entero)</w:t>
       </w:r>
       <w:r>
-        <w:t xml:space="preserve"> — Whole numbers and their opposites, including zero</w:t>
+        <w:t xml:space="preserve"> — Whole numbers and their opposites, like -2, -1, 0, 1, 2.</w:t>
       </w:r>
     </w:p>
     <w:p>

--- a/lessons/9-7/homework.docx
+++ b/lessons/9-7/homework.docx
@@ -24,7 +24,7 @@
           <w:i/>
           <w:iCs/>
         </w:rPr>
-        <w:t xml:space="preserve">Lesson 9-7  •  Standard 6.NS.6b</w:t>
+        <w:t xml:space="preserve">Lesson 9-7  •  Standard 6.NOS.7</w:t>
       </w:r>
     </w:p>
     <w:p>
@@ -1175,39 +1175,43 @@
           <w:b/>
           <w:bCs/>
         </w:rPr>
-        <w:t xml:space="preserve">6. Reflect (3, 5) across the x-axis. What is the image?</w:t>
-      </w:r>
-    </w:p>
-    <w:p>
-      <w:pPr>
-        <w:spacing w:after="40" w:before="0"/>
-      </w:pPr>
-      <w:r>
-        <w:t xml:space="preserve">     A. (3, -5)</w:t>
-      </w:r>
-    </w:p>
-    <w:p>
-      <w:pPr>
-        <w:spacing w:after="40" w:before="0"/>
-      </w:pPr>
-      <w:r>
-        <w:t xml:space="preserve">     B. (-3, 5)</w:t>
-      </w:r>
-    </w:p>
-    <w:p>
-      <w:pPr>
-        <w:spacing w:after="40" w:before="0"/>
-      </w:pPr>
-      <w:r>
-        <w:t xml:space="preserve">     C. (-3, -5)</w:t>
-      </w:r>
-    </w:p>
-    <w:p>
-      <w:pPr>
-        <w:spacing w:after="40" w:before="0"/>
-      </w:pPr>
-      <w:r>
-        <w:t xml:space="preserve">     D. (5, 3)</w:t>
+        <w:t xml:space="preserve">6. onLevel — Spot the Common Mistake</w:t>
+      </w:r>
+    </w:p>
+    <w:p>
+      <w:pPr>
+        <w:spacing w:after="40" w:before="0"/>
+      </w:pPr>
+      <w:r>
+        <w:t xml:space="preserve">   Step 1 (Read): A student is working on Reflect Points Across Axes.</w:t>
+      </w:r>
+    </w:p>
+    <w:p>
+      <w:pPr>
+        <w:spacing w:after="40" w:before="0"/>
+      </w:pPr>
+      <w:r>
+        <w:t xml:space="preserve">   Step 2 (Attempt): They ignored the rule: Reflect over the x-axis: the y-coordinate changes sign. Reflect over the y-axis: the x-coordinate changes sign.</w:t>
+      </w:r>
+    </w:p>
+    <w:p>
+      <w:pPr>
+        <w:spacing w:after="40" w:before="0"/>
+      </w:pPr>
+      <w:r>
+        <w:t xml:space="preserve">   Step 3 (Check): The answer does not match the math rule from class.</w:t>
+      </w:r>
+    </w:p>
+    <w:p>
+      <w:pPr>
+        <w:spacing w:after="60" w:before="0"/>
+      </w:pPr>
+      <w:r>
+        <w:rPr>
+          <w:i/>
+          <w:iCs/>
+        </w:rPr>
+        <w:t xml:space="preserve">Which step has the mistake? Explain and fix it:</w:t>
       </w:r>
     </w:p>
     <w:p>
@@ -1223,6 +1227,28 @@
     </w:p>
     <w:p>
       <w:pPr>
+        <w:spacing w:after="60" w:before="120"/>
+      </w:pPr>
+      <w:r>
+        <w:rPr>
+          <w:color w:val="BBBBBB"/>
+        </w:rPr>
+        <w:t xml:space="preserve">______________________________________________________________________</w:t>
+      </w:r>
+    </w:p>
+    <w:p>
+      <w:pPr>
+        <w:spacing w:after="60" w:before="120"/>
+      </w:pPr>
+      <w:r>
+        <w:rPr>
+          <w:color w:val="BBBBBB"/>
+        </w:rPr>
+        <w:t xml:space="preserve">______________________________________________________________________</w:t>
+      </w:r>
+    </w:p>
+    <w:p>
+      <w:pPr>
         <w:spacing w:after="80" w:before="0"/>
       </w:pPr>
       <w:r>
@@ -1230,39 +1256,39 @@
           <w:b/>
           <w:bCs/>
         </w:rPr>
-        <w:t xml:space="preserve">7. Reflect (-2, 4) across the y-axis. What is the image?</w:t>
-      </w:r>
-    </w:p>
-    <w:p>
-      <w:pPr>
-        <w:spacing w:after="40" w:before="0"/>
-      </w:pPr>
-      <w:r>
-        <w:t xml:space="preserve">     A. (2, 4)</w:t>
-      </w:r>
-    </w:p>
-    <w:p>
-      <w:pPr>
-        <w:spacing w:after="40" w:before="0"/>
-      </w:pPr>
-      <w:r>
-        <w:t xml:space="preserve">     B. (-2, -4)</w:t>
-      </w:r>
-    </w:p>
-    <w:p>
-      <w:pPr>
-        <w:spacing w:after="40" w:before="0"/>
-      </w:pPr>
-      <w:r>
-        <w:t xml:space="preserve">     C. (2, -4)</w:t>
-      </w:r>
-    </w:p>
-    <w:p>
-      <w:pPr>
-        <w:spacing w:after="40" w:before="0"/>
-      </w:pPr>
-      <w:r>
-        <w:t xml:space="preserve">     D. (4, -2)</w:t>
+        <w:t xml:space="preserve">7. Captain Vega folds the map along the x-axis. A marker at (7, 2) lands on its mirror image. What are the new coordinates?</w:t>
+      </w:r>
+    </w:p>
+    <w:p>
+      <w:pPr>
+        <w:spacing w:after="40" w:before="0"/>
+      </w:pPr>
+      <w:r>
+        <w:t xml:space="preserve">     A. (7, -2)</w:t>
+      </w:r>
+    </w:p>
+    <w:p>
+      <w:pPr>
+        <w:spacing w:after="40" w:before="0"/>
+      </w:pPr>
+      <w:r>
+        <w:t xml:space="preserve">     B. (-7, 2)</w:t>
+      </w:r>
+    </w:p>
+    <w:p>
+      <w:pPr>
+        <w:spacing w:after="40" w:before="0"/>
+      </w:pPr>
+      <w:r>
+        <w:t xml:space="preserve">     C. (-7, -2)</w:t>
+      </w:r>
+    </w:p>
+    <w:p>
+      <w:pPr>
+        <w:spacing w:after="40" w:before="0"/>
+      </w:pPr>
+      <w:r>
+        <w:t xml:space="preserve">     D. (2, 7)</w:t>
       </w:r>
     </w:p>
     <w:p>
@@ -1285,7 +1311,62 @@
           <w:b/>
           <w:bCs/>
         </w:rPr>
-        <w:t xml:space="preserve">8. A point (6, -1) is reflected across the x-axis. Which coordinate changes sign?</w:t>
+        <w:t xml:space="preserve">8. A buried chest is marked at (-5, 3). Vega folds the map along the y-axis to find its mirror twin. Where is the twin?</w:t>
+      </w:r>
+    </w:p>
+    <w:p>
+      <w:pPr>
+        <w:spacing w:after="40" w:before="0"/>
+      </w:pPr>
+      <w:r>
+        <w:t xml:space="preserve">     A. (5, 3)</w:t>
+      </w:r>
+    </w:p>
+    <w:p>
+      <w:pPr>
+        <w:spacing w:after="40" w:before="0"/>
+      </w:pPr>
+      <w:r>
+        <w:t xml:space="preserve">     B. (-5, -3)</w:t>
+      </w:r>
+    </w:p>
+    <w:p>
+      <w:pPr>
+        <w:spacing w:after="40" w:before="0"/>
+      </w:pPr>
+      <w:r>
+        <w:t xml:space="preserve">     C. (5, -3)</w:t>
+      </w:r>
+    </w:p>
+    <w:p>
+      <w:pPr>
+        <w:spacing w:after="40" w:before="0"/>
+      </w:pPr>
+      <w:r>
+        <w:t xml:space="preserve">     D. (3, -5)</w:t>
+      </w:r>
+    </w:p>
+    <w:p>
+      <w:pPr>
+        <w:spacing w:after="60" w:before="120"/>
+      </w:pPr>
+      <w:r>
+        <w:rPr>
+          <w:color w:val="BBBBBB"/>
+        </w:rPr>
+        <w:t xml:space="preserve">______________________________________________________________________</w:t>
+      </w:r>
+    </w:p>
+    <w:p>
+      <w:pPr>
+        <w:spacing w:after="80" w:before="0"/>
+      </w:pPr>
+      <w:r>
+        <w:rPr>
+          <w:b/>
+          <w:bCs/>
+        </w:rPr>
+        <w:t xml:space="preserve">9. Vega reflects a palm-tree marker at (8, -6) across the x-axis. Which coordinate changes its sign?</w:t>
       </w:r>
     </w:p>
     <w:p>
@@ -1340,41 +1421,147 @@
           <w:b/>
           <w:bCs/>
         </w:rPr>
-        <w:t xml:space="preserve">9. Reflect (-4, -7) across the y-axis. What is the image?</w:t>
-      </w:r>
-    </w:p>
-    <w:p>
-      <w:pPr>
-        <w:spacing w:after="40" w:before="0"/>
-      </w:pPr>
-      <w:r>
-        <w:t xml:space="preserve">     A. (4, -7)</w:t>
-      </w:r>
-    </w:p>
-    <w:p>
-      <w:pPr>
-        <w:spacing w:after="40" w:before="0"/>
-      </w:pPr>
-      <w:r>
-        <w:t xml:space="preserve">     B. (-4, 7)</w:t>
-      </w:r>
-    </w:p>
-    <w:p>
-      <w:pPr>
-        <w:spacing w:after="40" w:before="0"/>
-      </w:pPr>
-      <w:r>
-        <w:t xml:space="preserve">     C. (4, 7)</w:t>
-      </w:r>
-    </w:p>
-    <w:p>
-      <w:pPr>
-        <w:spacing w:after="40" w:before="0"/>
-      </w:pPr>
-      <w:r>
-        <w:t xml:space="preserve">     D. (-7, -4)</w:t>
-      </w:r>
-    </w:p>
+        <w:t xml:space="preserve">10. Match each map marker and fold line to its mirror image.</w:t>
+      </w:r>
+    </w:p>
+    <w:tbl>
+      <w:tblPr>
+        <w:tblW w:type="pct" w:w="100%"/>
+        <w:tblBorders>
+          <w:top w:val="single" w:color="auto" w:sz="4"/>
+          <w:left w:val="single" w:color="auto" w:sz="4"/>
+          <w:bottom w:val="single" w:color="auto" w:sz="4"/>
+          <w:right w:val="single" w:color="auto" w:sz="4"/>
+          <w:insideH w:val="single" w:color="auto" w:sz="4"/>
+          <w:insideV w:val="single" w:color="auto" w:sz="4"/>
+        </w:tblBorders>
+      </w:tblPr>
+      <w:tblGrid>
+        <w:gridCol w:w="100"/>
+        <w:gridCol w:w="100"/>
+      </w:tblGrid>
+      <w:tr>
+        <w:trPr>
+          <w:tblHeader/>
+        </w:trPr>
+        <w:tc>
+          <w:tcPr>
+            <w:tcW w:type="pct" w:w="50%"/>
+          </w:tcPr>
+          <w:p>
+            <w:r>
+              <w:rPr>
+                <w:b/>
+                <w:bCs/>
+              </w:rPr>
+              <w:t xml:space="preserve">Item</w:t>
+            </w:r>
+          </w:p>
+        </w:tc>
+        <w:tc>
+          <w:tcPr>
+            <w:tcW w:type="pct" w:w="50%"/>
+          </w:tcPr>
+          <w:p>
+            <w:r>
+              <w:rPr>
+                <w:b/>
+                <w:bCs/>
+              </w:rPr>
+              <w:t xml:space="preserve">Answer choices</w:t>
+            </w:r>
+          </w:p>
+        </w:tc>
+      </w:tr>
+      <w:tr>
+        <w:tc>
+          <w:tcPr>
+            <w:tcW w:type="pct" w:w="50%"/>
+          </w:tcPr>
+          <w:p>
+            <w:r>
+              <w:t xml:space="preserve">____  (1, 7) folded over x-axis</w:t>
+            </w:r>
+          </w:p>
+        </w:tc>
+        <w:tc>
+          <w:tcPr>
+            <w:tcW w:type="pct" w:w="50%"/>
+          </w:tcPr>
+          <w:p>
+            <w:r>
+              <w:t xml:space="preserve">D. (1, -6)</w:t>
+            </w:r>
+          </w:p>
+        </w:tc>
+      </w:tr>
+      <w:tr>
+        <w:tc>
+          <w:tcPr>
+            <w:tcW w:type="pct" w:w="50%"/>
+          </w:tcPr>
+          <w:p>
+            <w:r>
+              <w:t xml:space="preserve">____  (-8, 2) folded over y-axis</w:t>
+            </w:r>
+          </w:p>
+        </w:tc>
+        <w:tc>
+          <w:tcPr>
+            <w:tcW w:type="pct" w:w="50%"/>
+          </w:tcPr>
+          <w:p>
+            <w:r>
+              <w:t xml:space="preserve">C. (9, 3)</w:t>
+            </w:r>
+          </w:p>
+        </w:tc>
+      </w:tr>
+      <w:tr>
+        <w:tc>
+          <w:tcPr>
+            <w:tcW w:type="pct" w:w="50%"/>
+          </w:tcPr>
+          <w:p>
+            <w:r>
+              <w:t xml:space="preserve">____  (9, -3) folded over x-axis</w:t>
+            </w:r>
+          </w:p>
+        </w:tc>
+        <w:tc>
+          <w:tcPr>
+            <w:tcW w:type="pct" w:w="50%"/>
+          </w:tcPr>
+          <w:p>
+            <w:r>
+              <w:t xml:space="preserve">B. (8, 2)</w:t>
+            </w:r>
+          </w:p>
+        </w:tc>
+      </w:tr>
+      <w:tr>
+        <w:tc>
+          <w:tcPr>
+            <w:tcW w:type="pct" w:w="50%"/>
+          </w:tcPr>
+          <w:p>
+            <w:r>
+              <w:t xml:space="preserve">____  (-1, -6) folded over y-axis</w:t>
+            </w:r>
+          </w:p>
+        </w:tc>
+        <w:tc>
+          <w:tcPr>
+            <w:tcW w:type="pct" w:w="50%"/>
+          </w:tcPr>
+          <w:p>
+            <w:r>
+              <w:t xml:space="preserve">A. (1, -7)</w:t>
+            </w:r>
+          </w:p>
+        </w:tc>
+      </w:tr>
+    </w:tbl>
     <w:p>
       <w:pPr>
         <w:spacing w:after="60" w:before="120"/>
@@ -1418,10 +1605,22 @@
     </w:p>
     <w:p>
       <w:pPr>
+        <w:spacing w:after="20" w:before="0"/>
+      </w:pPr>
+      <w:r>
+        <w:t xml:space="preserve">     Reflecting over the x-axis changes the sign of the y-coordinate. The x stays the same (4), and the y changes from -3 to 3. The answer is (4, 3).</w:t>
+      </w:r>
+    </w:p>
+    <w:p>
+      <w:pPr>
         <w:spacing w:after="80" w:before="0"/>
       </w:pPr>
       <w:r>
-        <w:t xml:space="preserve">     Reflecting over the x-axis changes the sign of the y-coordinate. The x stays the same (4), and the y changes from -3 to 3. The answer is (4, 3).</w:t>
+        <w:rPr>
+          <w:i/>
+          <w:iCs/>
+        </w:rPr>
+        <w:t xml:space="preserve">     Watch for: A common mistake in Reflect Points Across Axes is skipping the key idea: "Reflect over the x-axis: the y-coordinate changes sign. Reflect over the y-axis: the x-coordinate changes sign." — always check your work against this rule before you submit.</w:t>
       </w:r>
     </w:p>
     <w:p>
@@ -1438,10 +1637,22 @@
     </w:p>
     <w:p>
       <w:pPr>
+        <w:spacing w:after="20" w:before="0"/>
+      </w:pPr>
+      <w:r>
+        <w:t xml:space="preserve">     Reflecting over the y-axis changes the sign of the x-coordinate. x goes from -2 to 2, and y stays 6. The answer is (2, 6).</w:t>
+      </w:r>
+    </w:p>
+    <w:p>
+      <w:pPr>
         <w:spacing w:after="80" w:before="0"/>
       </w:pPr>
       <w:r>
-        <w:t xml:space="preserve">     Reflecting over the y-axis changes the sign of the x-coordinate. x goes from -2 to 2, and y stays 6. The answer is (2, 6).</w:t>
+        <w:rPr>
+          <w:i/>
+          <w:iCs/>
+        </w:rPr>
+        <w:t xml:space="preserve">     Watch for: A common mistake in Reflect Points Across Axes is skipping the key idea: "Reflect over the x-axis: the y-coordinate changes sign. Reflect over the y-axis: the x-coordinate changes sign." — always check your work against this rule before you submit.</w:t>
       </w:r>
     </w:p>
     <w:p>
@@ -1594,22 +1805,70 @@
     </w:p>
     <w:p>
       <w:pPr>
+        <w:spacing w:after="20" w:before="0"/>
+      </w:pPr>
+      <w:r>
+        <w:t xml:space="preserve">     Over x-axis: (-3, 5) → (-3, -5). Then over y-axis: (-3, -5) → (3, -5). Both coordinates changed sign.</w:t>
+      </w:r>
+    </w:p>
+    <w:p>
+      <w:pPr>
         <w:spacing w:after="80" w:before="0"/>
       </w:pPr>
       <w:r>
-        <w:t xml:space="preserve">     Over x-axis: (-3, 5) → (-3, -5). Then over y-axis: (-3, -5) → (3, -5). Both coordinates changed sign.</w:t>
-      </w:r>
-    </w:p>
-    <w:p>
-      <w:pPr>
-        <w:spacing w:after="40" w:before="0"/>
-      </w:pPr>
-      <w:r>
-        <w:rPr>
-          <w:b/>
-          <w:bCs/>
-        </w:rPr>
-        <w:t xml:space="preserve">6. A. (3, -5)</w:t>
+        <w:rPr>
+          <w:i/>
+          <w:iCs/>
+        </w:rPr>
+        <w:t xml:space="preserve">     Watch for: A common mistake in Reflect Points Across Axes is skipping the key idea: "Reflect over the x-axis: the y-coordinate changes sign. Reflect over the y-axis: the x-coordinate changes sign." — always check your work against this rule before you submit.</w:t>
+      </w:r>
+    </w:p>
+    <w:p>
+      <w:pPr>
+        <w:spacing w:after="40" w:before="0"/>
+      </w:pPr>
+      <w:r>
+        <w:rPr>
+          <w:b/>
+          <w:bCs/>
+        </w:rPr>
+        <w:t xml:space="preserve">6. onLevel — Spot the Common Mistake</w:t>
+      </w:r>
+    </w:p>
+    <w:p>
+      <w:pPr>
+        <w:spacing w:after="20" w:before="0"/>
+      </w:pPr>
+      <w:r>
+        <w:t xml:space="preserve">     The mistake is in Step 2.</w:t>
+      </w:r>
+    </w:p>
+    <w:p>
+      <w:pPr>
+        <w:spacing w:after="20" w:before="0"/>
+      </w:pPr>
+      <w:r>
+        <w:t xml:space="preserve">     Correct work: Follow the key idea: Reflect over the x-axis: the y-coordinate changes sign. Reflect over the y-axis: the x-coordinate changes sign.</w:t>
+      </w:r>
+    </w:p>
+    <w:p>
+      <w:pPr>
+        <w:spacing w:after="40" w:before="0"/>
+      </w:pPr>
+      <w:r>
+        <w:rPr>
+          <w:b/>
+          <w:bCs/>
+        </w:rPr>
+        <w:t xml:space="preserve">7. A. (7, -2)</w:t>
+      </w:r>
+    </w:p>
+    <w:p>
+      <w:pPr>
+        <w:spacing w:after="20" w:before="0"/>
+      </w:pPr>
+      <w:r>
+        <w:t xml:space="preserve">     Folding along (reflecting across) the x-axis flips the sign of the y-coordinate only. (7, 2) becomes (7, -2).</w:t>
       </w:r>
     </w:p>
     <w:p>
@@ -1617,19 +1876,31 @@
         <w:spacing w:after="80" w:before="0"/>
       </w:pPr>
       <w:r>
-        <w:t xml:space="preserve">     Reflecting across the x-axis changes the sign of the y-coordinate: (3, -5).</w:t>
-      </w:r>
-    </w:p>
-    <w:p>
-      <w:pPr>
-        <w:spacing w:after="40" w:before="0"/>
-      </w:pPr>
-      <w:r>
-        <w:rPr>
-          <w:b/>
-          <w:bCs/>
-        </w:rPr>
-        <w:t xml:space="preserve">7. A. (2, 4)</w:t>
+        <w:rPr>
+          <w:i/>
+          <w:iCs/>
+        </w:rPr>
+        <w:t xml:space="preserve">     Watch for: A common mistake in Reflect Points Across Axes is skipping the key idea: "Reflect over the x-axis: the y-coordinate changes sign. Reflect over the y-axis: the x-coordinate changes sign." — always check your work against this rule before you submit.</w:t>
+      </w:r>
+    </w:p>
+    <w:p>
+      <w:pPr>
+        <w:spacing w:after="40" w:before="0"/>
+      </w:pPr>
+      <w:r>
+        <w:rPr>
+          <w:b/>
+          <w:bCs/>
+        </w:rPr>
+        <w:t xml:space="preserve">8. A. (5, 3)</w:t>
+      </w:r>
+    </w:p>
+    <w:p>
+      <w:pPr>
+        <w:spacing w:after="20" w:before="0"/>
+      </w:pPr>
+      <w:r>
+        <w:t xml:space="preserve">     Reflecting across the y-axis flips the sign of the x-coordinate only. (-5, 3) becomes (5, 3).</w:t>
       </w:r>
     </w:p>
     <w:p>
@@ -1637,19 +1908,31 @@
         <w:spacing w:after="80" w:before="0"/>
       </w:pPr>
       <w:r>
-        <w:t xml:space="preserve">     Reflecting across the y-axis changes the sign of the x-coordinate: (2, 4).</w:t>
-      </w:r>
-    </w:p>
-    <w:p>
-      <w:pPr>
-        <w:spacing w:after="40" w:before="0"/>
-      </w:pPr>
-      <w:r>
-        <w:rPr>
-          <w:b/>
-          <w:bCs/>
-        </w:rPr>
-        <w:t xml:space="preserve">8. A. The y-coordinate</w:t>
+        <w:rPr>
+          <w:i/>
+          <w:iCs/>
+        </w:rPr>
+        <w:t xml:space="preserve">     Watch for: A common mistake in Reflect Points Across Axes is skipping the key idea: "Reflect over the x-axis: the y-coordinate changes sign. Reflect over the y-axis: the x-coordinate changes sign." — always check your work against this rule before you submit.</w:t>
+      </w:r>
+    </w:p>
+    <w:p>
+      <w:pPr>
+        <w:spacing w:after="40" w:before="0"/>
+      </w:pPr>
+      <w:r>
+        <w:rPr>
+          <w:b/>
+          <w:bCs/>
+        </w:rPr>
+        <w:t xml:space="preserve">9. A. The y-coordinate</w:t>
+      </w:r>
+    </w:p>
+    <w:p>
+      <w:pPr>
+        <w:spacing w:after="20" w:before="0"/>
+      </w:pPr>
+      <w:r>
+        <w:t xml:space="preserve">     Across the x-axis the rule is (x, y) -&gt; (x, -y), so only the y-coordinate flips sign. (8, -6) becomes (8, 6).</w:t>
       </w:r>
     </w:p>
     <w:p>
@@ -1657,27 +1940,63 @@
         <w:spacing w:after="80" w:before="0"/>
       </w:pPr>
       <w:r>
-        <w:t xml:space="preserve">     Reflecting across the x-axis flips the sign of y only, giving (6, 1).</w:t>
-      </w:r>
-    </w:p>
-    <w:p>
-      <w:pPr>
-        <w:spacing w:after="40" w:before="0"/>
-      </w:pPr>
-      <w:r>
-        <w:rPr>
-          <w:b/>
-          <w:bCs/>
-        </w:rPr>
-        <w:t xml:space="preserve">9. A. (4, -7)</w:t>
-      </w:r>
-    </w:p>
-    <w:p>
-      <w:pPr>
-        <w:spacing w:after="80" w:before="0"/>
-      </w:pPr>
-      <w:r>
-        <w:t xml:space="preserve">     Reflecting across the y-axis changes the sign of x: (4, -7).</w:t>
+        <w:rPr>
+          <w:i/>
+          <w:iCs/>
+        </w:rPr>
+        <w:t xml:space="preserve">     Watch for: A common mistake in Reflect Points Across Axes is skipping the key idea: "Reflect over the x-axis: the y-coordinate changes sign. Reflect over the y-axis: the x-coordinate changes sign." — always check your work against this rule before you submit.</w:t>
+      </w:r>
+    </w:p>
+    <w:p>
+      <w:pPr>
+        <w:spacing w:after="40" w:before="0"/>
+      </w:pPr>
+      <w:r>
+        <w:rPr>
+          <w:b/>
+          <w:bCs/>
+        </w:rPr>
+        <w:t xml:space="preserve">10. Matches:</w:t>
+      </w:r>
+    </w:p>
+    <w:p>
+      <w:pPr>
+        <w:spacing w:after="20" w:before="0"/>
+      </w:pPr>
+      <w:r>
+        <w:t xml:space="preserve">     (1, 7) folded over x-axis → (1, -7)</w:t>
+      </w:r>
+    </w:p>
+    <w:p>
+      <w:pPr>
+        <w:spacing w:after="20" w:before="0"/>
+      </w:pPr>
+      <w:r>
+        <w:t xml:space="preserve">     (-8, 2) folded over y-axis → (8, 2)</w:t>
+      </w:r>
+    </w:p>
+    <w:p>
+      <w:pPr>
+        <w:spacing w:after="20" w:before="0"/>
+      </w:pPr>
+      <w:r>
+        <w:t xml:space="preserve">     (9, -3) folded over x-axis → (9, 3)</w:t>
+      </w:r>
+    </w:p>
+    <w:p>
+      <w:pPr>
+        <w:spacing w:after="20" w:before="0"/>
+      </w:pPr>
+      <w:r>
+        <w:t xml:space="preserve">     (-1, -6) folded over y-axis → (1, -6)</w:t>
+      </w:r>
+    </w:p>
+    <w:p>
+      <w:pPr>
+        <w:spacing w:after="40" w:before="0"/>
+      </w:pPr>
+      <w:r>
+        <w:t xml:space="preserve"/>
       </w:r>
     </w:p>
     <w:sectPr>

--- a/lessons/9-7/homework.docx
+++ b/lessons/9-7/homework.docx
@@ -1183,23 +1183,23 @@
         <w:spacing w:after="40" w:before="0"/>
       </w:pPr>
       <w:r>
-        <w:t xml:space="preserve">   Step 1 (Read): A student is working on Reflect Points Across Axes.</w:t>
-      </w:r>
-    </w:p>
-    <w:p>
-      <w:pPr>
-        <w:spacing w:after="40" w:before="0"/>
-      </w:pPr>
-      <w:r>
-        <w:t xml:space="preserve">   Step 2 (Attempt): They ignored the rule: Reflect over the x-axis: the y-coordinate changes sign. Reflect over the y-axis: the x-coordinate changes sign.</w:t>
-      </w:r>
-    </w:p>
-    <w:p>
-      <w:pPr>
-        <w:spacing w:after="40" w:before="0"/>
-      </w:pPr>
-      <w:r>
-        <w:t xml:space="preserve">   Step 3 (Check): The answer does not match the math rule from class.</w:t>
+        <w:t xml:space="preserve">   Step 1 (Problem): Reflect the point (-3, -8) over the x-axis.</w:t>
+      </w:r>
+    </w:p>
+    <w:p>
+      <w:pPr>
+        <w:spacing w:after="40" w:before="0"/>
+      </w:pPr>
+      <w:r>
+        <w:t xml:space="preserve">   Step 2 (Attempt): Both coordinates are negative, so I will flip the x-coordinate: -3 becomes 3. The answer is (3, -8).</w:t>
+      </w:r>
+    </w:p>
+    <w:p>
+      <w:pPr>
+        <w:spacing w:after="40" w:before="0"/>
+      </w:pPr>
+      <w:r>
+        <w:t xml:space="preserve">   Step 3 (Check): Folding over the horizontal x-axis should send the point up across the axis, but this answer kept it below the axis.</w:t>
       </w:r>
     </w:p>
     <w:p>
@@ -1620,7 +1620,7 @@
           <w:i/>
           <w:iCs/>
         </w:rPr>
-        <w:t xml:space="preserve">     Watch for: A common mistake in Reflect Points Across Axes is skipping the key idea: "Reflect over the x-axis: the y-coordinate changes sign. Reflect over the y-axis: the x-coordinate changes sign." — always check your work against this rule before you submit.</w:t>
+        <w:t xml:space="preserve">     Watch for: A common mistake in Reflect Points Across Axes is flipping the sign of the wrong coordinate — changing the x-coordinate when reflecting over the x-axis, instead of the y-coordinate (or vice versa for the y-axis). For example, to reflect (3, -5) over the x-axis, a student might flip the x-coordinate and write (-3, -5), but reflecting over the x-axis only changes the sign of the y-coordinate: (3, -5) becomes (3, 5). Before you submit, ask: 'Did I flip the sign of the coordinate that matches the axis I'm reflecting over — y for the x-axis, x for the y-axis?'</w:t>
       </w:r>
     </w:p>
     <w:p>
@@ -1652,7 +1652,7 @@
           <w:i/>
           <w:iCs/>
         </w:rPr>
-        <w:t xml:space="preserve">     Watch for: A common mistake in Reflect Points Across Axes is skipping the key idea: "Reflect over the x-axis: the y-coordinate changes sign. Reflect over the y-axis: the x-coordinate changes sign." — always check your work against this rule before you submit.</w:t>
+        <w:t xml:space="preserve">     Watch for: A common mistake in Reflect Points Across Axes is flipping the sign of the wrong coordinate — changing the x-coordinate when reflecting over the x-axis, instead of the y-coordinate (or vice versa for the y-axis). For example, to reflect (3, -5) over the x-axis, a student might flip the x-coordinate and write (-3, -5), but reflecting over the x-axis only changes the sign of the y-coordinate: (3, -5) becomes (3, 5). Before you submit, ask: 'Did I flip the sign of the coordinate that matches the axis I'm reflecting over — y for the x-axis, x for the y-axis?'</w:t>
       </w:r>
     </w:p>
     <w:p>
@@ -1820,7 +1820,7 @@
           <w:i/>
           <w:iCs/>
         </w:rPr>
-        <w:t xml:space="preserve">     Watch for: A common mistake in Reflect Points Across Axes is skipping the key idea: "Reflect over the x-axis: the y-coordinate changes sign. Reflect over the y-axis: the x-coordinate changes sign." — always check your work against this rule before you submit.</w:t>
+        <w:t xml:space="preserve">     Watch for: A common mistake in Reflect Points Across Axes is flipping the sign of the wrong coordinate — changing the x-coordinate when reflecting over the x-axis, instead of the y-coordinate (or vice versa for the y-axis). For example, to reflect (3, -5) over the x-axis, a student might flip the x-coordinate and write (-3, -5), but reflecting over the x-axis only changes the sign of the y-coordinate: (3, -5) becomes (3, 5). Before you submit, ask: 'Did I flip the sign of the coordinate that matches the axis I'm reflecting over — y for the x-axis, x for the y-axis?'</w:t>
       </w:r>
     </w:p>
     <w:p>
@@ -1848,7 +1848,7 @@
         <w:spacing w:after="20" w:before="0"/>
       </w:pPr>
       <w:r>
-        <w:t xml:space="preserve">     Correct work: Follow the key idea: Reflect over the x-axis: the y-coordinate changes sign. Reflect over the y-axis: the x-coordinate changes sign.</w:t>
+        <w:t xml:space="preserve">     Correct work: Reflecting over the x-axis changes the y-coordinate, not the x-coordinate. The rule is (x, y) -&gt; (x, -y). For (-3, -8), keep x as -3 and flip y: -8 becomes 8. The correct reflection is (-3, 8), not (3, -8). The negative signs do not change which coordinate flips — the axis does.</w:t>
       </w:r>
     </w:p>
     <w:p>
@@ -1880,7 +1880,7 @@
           <w:i/>
           <w:iCs/>
         </w:rPr>
-        <w:t xml:space="preserve">     Watch for: A common mistake in Reflect Points Across Axes is skipping the key idea: "Reflect over the x-axis: the y-coordinate changes sign. Reflect over the y-axis: the x-coordinate changes sign." — always check your work against this rule before you submit.</w:t>
+        <w:t xml:space="preserve">     Watch for: A common mistake in Reflect Points Across Axes is flipping the sign of the wrong coordinate — changing the x-coordinate when reflecting over the x-axis, instead of the y-coordinate (or vice versa for the y-axis). For example, to reflect (3, -5) over the x-axis, a student might flip the x-coordinate and write (-3, -5), but reflecting over the x-axis only changes the sign of the y-coordinate: (3, -5) becomes (3, 5). Before you submit, ask: 'Did I flip the sign of the coordinate that matches the axis I'm reflecting over — y for the x-axis, x for the y-axis?'</w:t>
       </w:r>
     </w:p>
     <w:p>
@@ -1912,7 +1912,7 @@
           <w:i/>
           <w:iCs/>
         </w:rPr>
-        <w:t xml:space="preserve">     Watch for: A common mistake in Reflect Points Across Axes is skipping the key idea: "Reflect over the x-axis: the y-coordinate changes sign. Reflect over the y-axis: the x-coordinate changes sign." — always check your work against this rule before you submit.</w:t>
+        <w:t xml:space="preserve">     Watch for: A common mistake in Reflect Points Across Axes is flipping the sign of the wrong coordinate — changing the x-coordinate when reflecting over the x-axis, instead of the y-coordinate (or vice versa for the y-axis). For example, to reflect (3, -5) over the x-axis, a student might flip the x-coordinate and write (-3, -5), but reflecting over the x-axis only changes the sign of the y-coordinate: (3, -5) becomes (3, 5). Before you submit, ask: 'Did I flip the sign of the coordinate that matches the axis I'm reflecting over — y for the x-axis, x for the y-axis?'</w:t>
       </w:r>
     </w:p>
     <w:p>
@@ -1944,7 +1944,7 @@
           <w:i/>
           <w:iCs/>
         </w:rPr>
-        <w:t xml:space="preserve">     Watch for: A common mistake in Reflect Points Across Axes is skipping the key idea: "Reflect over the x-axis: the y-coordinate changes sign. Reflect over the y-axis: the x-coordinate changes sign." — always check your work against this rule before you submit.</w:t>
+        <w:t xml:space="preserve">     Watch for: A common mistake in Reflect Points Across Axes is flipping the sign of the wrong coordinate — changing the x-coordinate when reflecting over the x-axis, instead of the y-coordinate (or vice versa for the y-axis). For example, to reflect (3, -5) over the x-axis, a student might flip the x-coordinate and write (-3, -5), but reflecting over the x-axis only changes the sign of the y-coordinate: (3, -5) becomes (3, 5). Before you submit, ask: 'Did I flip the sign of the coordinate that matches the axis I'm reflecting over — y for the x-axis, x for the y-axis?'</w:t>
       </w:r>
     </w:p>
     <w:p>
